--- a/URUVS/Datasheets/URUV/05.2024/May_VideoAnalysis_OliviaQAQC.docx
+++ b/URUVS/Datasheets/URUV/05.2024/May_VideoAnalysis_OliviaQAQC.docx
@@ -524,7 +524,15 @@
             </w:r>
           </w:p>
           <w:p>
-            <w:r>
+            <w:pPr>
+              <w:rPr>
+                <w:highlight w:val="green"/>
+              </w:rPr>
+            </w:pPr>
+            <w:r>
+              <w:rPr>
+                <w:highlight w:val="green"/>
+              </w:rPr>
               <w:t>T1: 00:20:54 (F1)</w:t>
             </w:r>
           </w:p>
@@ -645,7 +653,15 @@
             <w:proofErr w:type="spellEnd"/>
           </w:p>
           <w:p>
-            <w:r>
+            <w:pPr>
+              <w:rPr>
+                <w:highlight w:val="green"/>
+              </w:rPr>
+            </w:pPr>
+            <w:r>
+              <w:rPr>
+                <w:highlight w:val="green"/>
+              </w:rPr>
               <w:t>T1: 00:01:10 (F2)</w:t>
             </w:r>
           </w:p>
@@ -733,6 +749,7 @@
           <w:p>
             <w:pPr>
               <w:rPr>
+                <w:highlight w:val="green"/>
                 <w:lang w:val="fr-FR"/>
               </w:rPr>
             </w:pPr>
@@ -740,7 +757,7 @@
             <w:proofErr w:type="gramStart"/>
             <w:r>
               <w:rPr>
-                <w:highlight w:val="yellow"/>
+                <w:highlight w:val="green"/>
                 <w:lang w:val="fr-FR"/>
               </w:rPr>
               <w:t>Species</w:t>
@@ -748,7 +765,7 @@
             <w:proofErr w:type="spellEnd"/>
             <w:r>
               <w:rPr>
-                <w:highlight w:val="yellow"/>
+                <w:highlight w:val="green"/>
                 <w:lang w:val="fr-FR"/>
               </w:rPr>
               <w:t>:</w:t>
@@ -756,7 +773,7 @@
             <w:proofErr w:type="gramEnd"/>
             <w:r>
               <w:rPr>
-                <w:highlight w:val="yellow"/>
+                <w:highlight w:val="green"/>
                 <w:lang w:val="fr-FR"/>
               </w:rPr>
               <w:t xml:space="preserve"> Mud </w:t>
@@ -764,7 +781,7 @@
             <w:proofErr w:type="spellStart"/>
             <w:r>
               <w:rPr>
-                <w:highlight w:val="yellow"/>
+                <w:highlight w:val="green"/>
                 <w:lang w:val="fr-FR"/>
               </w:rPr>
               <w:t>crab</w:t>
@@ -774,11 +791,13 @@
           <w:p>
             <w:pPr>
               <w:rPr>
+                <w:highlight w:val="green"/>
                 <w:lang w:val="fr-FR"/>
               </w:rPr>
             </w:pPr>
             <w:r>
               <w:rPr>
+                <w:highlight w:val="green"/>
                 <w:lang w:val="fr-FR"/>
               </w:rPr>
               <w:t>T</w:t>
@@ -786,6 +805,7 @@
             <w:proofErr w:type="gramStart"/>
             <w:r>
               <w:rPr>
+                <w:highlight w:val="green"/>
                 <w:lang w:val="fr-FR"/>
               </w:rPr>
               <w:t>1:</w:t>
@@ -793,6 +813,7 @@
             <w:proofErr w:type="gramEnd"/>
             <w:r>
               <w:rPr>
+                <w:highlight w:val="green"/>
                 <w:lang w:val="fr-FR"/>
               </w:rPr>
               <w:t xml:space="preserve"> </w:t>
@@ -800,6 +821,7 @@
             <w:proofErr w:type="gramStart"/>
             <w:r>
               <w:rPr>
+                <w:highlight w:val="green"/>
                 <w:lang w:val="fr-FR"/>
               </w:rPr>
               <w:t>00:06:</w:t>
@@ -807,18 +829,30 @@
             <w:proofErr w:type="gramEnd"/>
             <w:r>
               <w:rPr>
+                <w:highlight w:val="green"/>
                 <w:lang w:val="fr-FR"/>
               </w:rPr>
               <w:t>56 (F1)</w:t>
             </w:r>
           </w:p>
           <w:p>
+            <w:pPr>
+              <w:rPr>
+                <w:highlight w:val="green"/>
+              </w:rPr>
+            </w:pPr>
             <w:proofErr w:type="spellStart"/>
             <w:r>
+              <w:rPr>
+                <w:highlight w:val="green"/>
+              </w:rPr>
               <w:t>MaxN</w:t>
             </w:r>
             <w:proofErr w:type="spellEnd"/>
             <w:r>
+              <w:rPr>
+                <w:highlight w:val="green"/>
+              </w:rPr>
               <w:t>: 1 (F1)</w:t>
             </w:r>
           </w:p>
@@ -829,11 +863,17 @@
               </w:rPr>
             </w:pPr>
           </w:p>
-          <w:p/>
-          <w:p>
-            <w:r>
-              <w:rPr>
-                <w:highlight w:val="yellow"/>
+          <w:p>
+            <w:pPr>
+              <w:rPr>
+                <w:highlight w:val="green"/>
+              </w:rPr>
+            </w:pPr>
+          </w:p>
+          <w:p>
+            <w:r>
+              <w:rPr>
+                <w:highlight w:val="green"/>
               </w:rPr>
               <w:t>SEE NOTES FOR SPECIES NAMES UPDATES</w:t>
             </w:r>
@@ -2288,12 +2328,12 @@
           <w:p>
             <w:pPr>
               <w:rPr>
-                <w:highlight w:val="yellow"/>
-              </w:rPr>
-            </w:pPr>
-            <w:r>
-              <w:rPr>
-                <w:highlight w:val="yellow"/>
+                <w:highlight w:val="green"/>
+              </w:rPr>
+            </w:pPr>
+            <w:r>
+              <w:rPr>
+                <w:highlight w:val="green"/>
               </w:rPr>
               <w:t>CRAB</w:t>
             </w:r>
@@ -2306,12 +2346,12 @@
                 <w:numId w:val="7"/>
               </w:numPr>
               <w:rPr>
-                <w:highlight w:val="yellow"/>
-              </w:rPr>
-            </w:pPr>
-            <w:r>
-              <w:rPr>
-                <w:highlight w:val="yellow"/>
+                <w:highlight w:val="green"/>
+              </w:rPr>
+            </w:pPr>
+            <w:r>
+              <w:rPr>
+                <w:highlight w:val="green"/>
               </w:rPr>
               <w:t>9:13 SWIMMER</w:t>
             </w:r>
@@ -2936,16 +2976,22 @@
               <w:t>3 20:36</w:t>
             </w:r>
           </w:p>
-          <w:p/>
-          <w:p>
-            <w:pPr>
-              <w:rPr>
-                <w:highlight w:val="yellow"/>
-              </w:rPr>
-            </w:pPr>
-            <w:r>
-              <w:rPr>
-                <w:highlight w:val="yellow"/>
+          <w:p>
+            <w:pPr>
+              <w:rPr>
+                <w:highlight w:val="green"/>
+              </w:rPr>
+            </w:pPr>
+          </w:p>
+          <w:p>
+            <w:pPr>
+              <w:rPr>
+                <w:highlight w:val="green"/>
+              </w:rPr>
+            </w:pPr>
+            <w:r>
+              <w:rPr>
+                <w:highlight w:val="green"/>
               </w:rPr>
               <w:t>CRAB</w:t>
             </w:r>
@@ -2958,12 +3004,12 @@
                 <w:numId w:val="10"/>
               </w:numPr>
               <w:rPr>
-                <w:highlight w:val="yellow"/>
-              </w:rPr>
-            </w:pPr>
-            <w:r>
-              <w:rPr>
-                <w:highlight w:val="yellow"/>
+                <w:highlight w:val="green"/>
+              </w:rPr>
+            </w:pPr>
+            <w:r>
+              <w:rPr>
+                <w:highlight w:val="green"/>
               </w:rPr>
               <w:t>09:50 MUD</w:t>
             </w:r>
@@ -2976,12 +3022,12 @@
                 <w:numId w:val="10"/>
               </w:numPr>
               <w:rPr>
-                <w:highlight w:val="yellow"/>
-              </w:rPr>
-            </w:pPr>
-            <w:r>
-              <w:rPr>
-                <w:highlight w:val="yellow"/>
+                <w:highlight w:val="green"/>
+              </w:rPr>
+            </w:pPr>
+            <w:r>
+              <w:rPr>
+                <w:highlight w:val="green"/>
               </w:rPr>
               <w:t>22:05 SWIMMER</w:t>
             </w:r>
@@ -2994,18 +3040,18 @@
                 <w:numId w:val="10"/>
               </w:numPr>
               <w:rPr>
-                <w:highlight w:val="yellow"/>
-              </w:rPr>
-            </w:pPr>
-            <w:r>
-              <w:rPr>
-                <w:highlight w:val="yellow"/>
+                <w:highlight w:val="green"/>
+              </w:rPr>
+            </w:pPr>
+            <w:r>
+              <w:rPr>
+                <w:highlight w:val="green"/>
               </w:rPr>
               <w:t>01:09 (F2) SWIMMER</w:t>
             </w:r>
             <w:r>
               <w:rPr>
-                <w:highlight w:val="yellow"/>
+                <w:highlight w:val="green"/>
               </w:rPr>
               <w:t xml:space="preserve"> MAXN 1</w:t>
             </w:r>
@@ -3013,7 +3059,7 @@
           <w:p>
             <w:pPr>
               <w:rPr>
-                <w:highlight w:val="yellow"/>
+                <w:highlight w:val="green"/>
               </w:rPr>
             </w:pPr>
           </w:p>
@@ -3031,15 +3077,29 @@
             </w:r>
           </w:p>
           <w:p>
-            <w:r>
+            <w:pPr>
+              <w:rPr>
+                <w:highlight w:val="green"/>
+              </w:rPr>
+            </w:pPr>
+            <w:r>
+              <w:rPr>
+                <w:highlight w:val="green"/>
+              </w:rPr>
               <w:t xml:space="preserve">NEW T1 </w:t>
             </w:r>
             <w:proofErr w:type="spellStart"/>
             <w:r>
+              <w:rPr>
+                <w:highlight w:val="green"/>
+              </w:rPr>
               <w:t>T1</w:t>
             </w:r>
             <w:proofErr w:type="spellEnd"/>
             <w:r>
+              <w:rPr>
+                <w:highlight w:val="green"/>
+              </w:rPr>
               <w:t>: 00:21:33 (F1)</w:t>
             </w:r>
           </w:p>
@@ -3079,20 +3139,36 @@
               <w:t>GOOD VID 05:55 (F2)</w:t>
             </w:r>
           </w:p>
-          <w:p/>
-          <w:p>
-            <w:r>
+          <w:p>
+            <w:pPr>
+              <w:rPr>
+                <w:highlight w:val="green"/>
+              </w:rPr>
+            </w:pPr>
+          </w:p>
+          <w:p>
+            <w:pPr>
+              <w:rPr>
+                <w:highlight w:val="green"/>
+              </w:rPr>
+            </w:pPr>
+            <w:r>
+              <w:rPr>
+                <w:highlight w:val="green"/>
+              </w:rPr>
               <w:t>Species: Fish O? (maybe Fish J?)</w:t>
             </w:r>
           </w:p>
           <w:p>
             <w:pPr>
               <w:rPr>
+                <w:highlight w:val="green"/>
                 <w:lang w:val="fr-FR"/>
               </w:rPr>
             </w:pPr>
             <w:r>
               <w:rPr>
+                <w:highlight w:val="green"/>
                 <w:lang w:val="fr-FR"/>
               </w:rPr>
               <w:t>T</w:t>
@@ -3100,6 +3176,7 @@
             <w:proofErr w:type="gramStart"/>
             <w:r>
               <w:rPr>
+                <w:highlight w:val="green"/>
                 <w:lang w:val="fr-FR"/>
               </w:rPr>
               <w:t>1:</w:t>
@@ -3107,6 +3184,7 @@
             <w:proofErr w:type="gramEnd"/>
             <w:r>
               <w:rPr>
+                <w:highlight w:val="green"/>
                 <w:lang w:val="fr-FR"/>
               </w:rPr>
               <w:t xml:space="preserve"> </w:t>
@@ -3114,6 +3192,7 @@
             <w:proofErr w:type="gramStart"/>
             <w:r>
               <w:rPr>
+                <w:highlight w:val="green"/>
                 <w:lang w:val="fr-FR"/>
               </w:rPr>
               <w:t>00:01:</w:t>
@@ -3121,6 +3200,7 @@
             <w:proofErr w:type="gramEnd"/>
             <w:r>
               <w:rPr>
+                <w:highlight w:val="green"/>
                 <w:lang w:val="fr-FR"/>
               </w:rPr>
               <w:t>38 (F2)</w:t>
@@ -3129,6 +3209,7 @@
           <w:p>
             <w:pPr>
               <w:rPr>
+                <w:highlight w:val="green"/>
                 <w:lang w:val="fr-FR"/>
               </w:rPr>
             </w:pPr>
@@ -3136,6 +3217,7 @@
             <w:proofErr w:type="gramStart"/>
             <w:r>
               <w:rPr>
+                <w:highlight w:val="green"/>
                 <w:lang w:val="fr-FR"/>
               </w:rPr>
               <w:t>MaxN</w:t>
@@ -3143,6 +3225,7 @@
             <w:proofErr w:type="spellEnd"/>
             <w:r>
               <w:rPr>
+                <w:highlight w:val="green"/>
                 <w:lang w:val="fr-FR"/>
               </w:rPr>
               <w:t>:</w:t>
@@ -3150,6 +3233,7 @@
             <w:proofErr w:type="gramEnd"/>
             <w:r>
               <w:rPr>
+                <w:highlight w:val="green"/>
                 <w:lang w:val="fr-FR"/>
               </w:rPr>
               <w:t xml:space="preserve"> 1 (F2)</w:t>
@@ -3158,6 +3242,7 @@
           <w:p>
             <w:pPr>
               <w:rPr>
+                <w:highlight w:val="green"/>
                 <w:lang w:val="fr-FR"/>
               </w:rPr>
             </w:pPr>
@@ -3165,6 +3250,7 @@
           <w:p>
             <w:pPr>
               <w:rPr>
+                <w:highlight w:val="green"/>
                 <w:lang w:val="fr-FR"/>
               </w:rPr>
             </w:pPr>
@@ -3172,6 +3258,7 @@
             <w:proofErr w:type="gramStart"/>
             <w:r>
               <w:rPr>
+                <w:highlight w:val="green"/>
                 <w:lang w:val="fr-FR"/>
               </w:rPr>
               <w:t>Species</w:t>
@@ -3179,6 +3266,7 @@
             <w:proofErr w:type="spellEnd"/>
             <w:r>
               <w:rPr>
+                <w:highlight w:val="green"/>
                 <w:lang w:val="fr-FR"/>
               </w:rPr>
               <w:t>:</w:t>
@@ -3186,6 +3274,7 @@
             <w:proofErr w:type="gramEnd"/>
             <w:r>
               <w:rPr>
+                <w:highlight w:val="green"/>
                 <w:lang w:val="fr-FR"/>
               </w:rPr>
               <w:t xml:space="preserve"> </w:t>
@@ -3193,6 +3282,7 @@
             <w:proofErr w:type="spellStart"/>
             <w:r>
               <w:rPr>
+                <w:highlight w:val="green"/>
                 <w:lang w:val="fr-FR"/>
               </w:rPr>
               <w:t>Dotdash</w:t>
@@ -3202,11 +3292,13 @@
           <w:p>
             <w:pPr>
               <w:rPr>
+                <w:highlight w:val="green"/>
                 <w:lang w:val="fr-FR"/>
               </w:rPr>
             </w:pPr>
             <w:r>
               <w:rPr>
+                <w:highlight w:val="green"/>
                 <w:lang w:val="fr-FR"/>
               </w:rPr>
               <w:t>T</w:t>
@@ -3214,6 +3306,7 @@
             <w:proofErr w:type="gramStart"/>
             <w:r>
               <w:rPr>
+                <w:highlight w:val="green"/>
                 <w:lang w:val="fr-FR"/>
               </w:rPr>
               <w:t>1:</w:t>
@@ -3221,6 +3314,7 @@
             <w:proofErr w:type="gramEnd"/>
             <w:r>
               <w:rPr>
+                <w:highlight w:val="green"/>
                 <w:lang w:val="fr-FR"/>
               </w:rPr>
               <w:t xml:space="preserve"> </w:t>
@@ -3228,6 +3322,7 @@
             <w:proofErr w:type="gramStart"/>
             <w:r>
               <w:rPr>
+                <w:highlight w:val="green"/>
                 <w:lang w:val="fr-FR"/>
               </w:rPr>
               <w:t>00:05:</w:t>
@@ -3235,6 +3330,7 @@
             <w:proofErr w:type="gramEnd"/>
             <w:r>
               <w:rPr>
+                <w:highlight w:val="green"/>
                 <w:lang w:val="fr-FR"/>
               </w:rPr>
               <w:t>30 (F3)</w:t>
@@ -3243,10 +3339,16 @@
           <w:p>
             <w:proofErr w:type="spellStart"/>
             <w:r>
+              <w:rPr>
+                <w:highlight w:val="green"/>
+              </w:rPr>
               <w:t>MaxN</w:t>
             </w:r>
             <w:proofErr w:type="spellEnd"/>
             <w:r>
+              <w:rPr>
+                <w:highlight w:val="green"/>
+              </w:rPr>
               <w:t>: 2 (F3)</w:t>
             </w:r>
           </w:p>
@@ -3758,12 +3860,12 @@
           <w:p>
             <w:pPr>
               <w:rPr>
-                <w:highlight w:val="yellow"/>
-              </w:rPr>
-            </w:pPr>
-            <w:r>
-              <w:rPr>
-                <w:highlight w:val="yellow"/>
+                <w:highlight w:val="green"/>
+              </w:rPr>
+            </w:pPr>
+            <w:r>
+              <w:rPr>
+                <w:highlight w:val="green"/>
               </w:rPr>
               <w:t>CRAB</w:t>
             </w:r>
@@ -3776,12 +3878,12 @@
                 <w:numId w:val="13"/>
               </w:numPr>
               <w:rPr>
-                <w:highlight w:val="yellow"/>
-              </w:rPr>
-            </w:pPr>
-            <w:r>
-              <w:rPr>
-                <w:highlight w:val="yellow"/>
+                <w:highlight w:val="green"/>
+              </w:rPr>
+            </w:pPr>
+            <w:r>
+              <w:rPr>
+                <w:highlight w:val="green"/>
               </w:rPr>
               <w:t>SWUMMER T1: 06.50</w:t>
             </w:r>
@@ -3794,12 +3896,12 @@
                 <w:numId w:val="13"/>
               </w:numPr>
               <w:rPr>
-                <w:highlight w:val="yellow"/>
-              </w:rPr>
-            </w:pPr>
-            <w:r>
-              <w:rPr>
-                <w:highlight w:val="yellow"/>
+                <w:highlight w:val="green"/>
+              </w:rPr>
+            </w:pPr>
+            <w:r>
+              <w:rPr>
+                <w:highlight w:val="green"/>
               </w:rPr>
               <w:t>SWIM 20:59</w:t>
             </w:r>
@@ -3812,12 +3914,12 @@
                 <w:numId w:val="13"/>
               </w:numPr>
               <w:rPr>
-                <w:highlight w:val="yellow"/>
-              </w:rPr>
-            </w:pPr>
-            <w:r>
-              <w:rPr>
-                <w:highlight w:val="yellow"/>
+                <w:highlight w:val="green"/>
+              </w:rPr>
+            </w:pPr>
+            <w:r>
+              <w:rPr>
+                <w:highlight w:val="green"/>
               </w:rPr>
               <w:t>SWIM 24:05</w:t>
             </w:r>
@@ -3830,12 +3932,12 @@
                 <w:numId w:val="13"/>
               </w:numPr>
               <w:rPr>
-                <w:highlight w:val="yellow"/>
-              </w:rPr>
-            </w:pPr>
-            <w:r>
-              <w:rPr>
-                <w:highlight w:val="yellow"/>
+                <w:highlight w:val="green"/>
+              </w:rPr>
+            </w:pPr>
+            <w:r>
+              <w:rPr>
+                <w:highlight w:val="green"/>
               </w:rPr>
               <w:t>SWIM 03:07 (F2)</w:t>
             </w:r>
@@ -3848,12 +3950,12 @@
                 <w:numId w:val="13"/>
               </w:numPr>
               <w:rPr>
-                <w:highlight w:val="yellow"/>
-              </w:rPr>
-            </w:pPr>
-            <w:r>
-              <w:rPr>
-                <w:highlight w:val="yellow"/>
+                <w:highlight w:val="green"/>
+              </w:rPr>
+            </w:pPr>
+            <w:r>
+              <w:rPr>
+                <w:highlight w:val="green"/>
               </w:rPr>
               <w:t>SWIM 01:30 (F2)</w:t>
             </w:r>
@@ -3866,18 +3968,18 @@
                 <w:numId w:val="13"/>
               </w:numPr>
               <w:rPr>
-                <w:highlight w:val="yellow"/>
-              </w:rPr>
-            </w:pPr>
-            <w:r>
-              <w:rPr>
-                <w:highlight w:val="yellow"/>
+                <w:highlight w:val="green"/>
+              </w:rPr>
+            </w:pPr>
+            <w:r>
+              <w:rPr>
+                <w:highlight w:val="green"/>
               </w:rPr>
               <w:t>3 3:35 (F3) SWIM</w:t>
             </w:r>
             <w:r>
               <w:rPr>
-                <w:highlight w:val="yellow"/>
+                <w:highlight w:val="green"/>
               </w:rPr>
               <w:t xml:space="preserve"> GIRL DELETE THIS ONE WTF ARE U SEEING</w:t>
             </w:r>
@@ -3890,18 +3992,18 @@
                 <w:numId w:val="13"/>
               </w:numPr>
               <w:rPr>
-                <w:highlight w:val="yellow"/>
-              </w:rPr>
-            </w:pPr>
-            <w:r>
-              <w:rPr>
-                <w:highlight w:val="yellow"/>
+                <w:highlight w:val="green"/>
+              </w:rPr>
+            </w:pPr>
+            <w:r>
+              <w:rPr>
+                <w:highlight w:val="green"/>
               </w:rPr>
               <w:t>SWIM</w:t>
             </w:r>
             <w:r>
               <w:rPr>
-                <w:highlight w:val="yellow"/>
+                <w:highlight w:val="green"/>
               </w:rPr>
               <w:t xml:space="preserve"> 20:30 (F3)</w:t>
             </w:r>
@@ -3909,26 +4011,26 @@
           <w:p>
             <w:pPr>
               <w:rPr>
-                <w:highlight w:val="yellow"/>
-              </w:rPr>
-            </w:pPr>
-          </w:p>
-          <w:p>
-            <w:pPr>
-              <w:rPr>
-                <w:highlight w:val="yellow"/>
-              </w:rPr>
-            </w:pPr>
-            <w:r>
-              <w:rPr>
-                <w:highlight w:val="yellow"/>
+                <w:highlight w:val="green"/>
+              </w:rPr>
+            </w:pPr>
+          </w:p>
+          <w:p>
+            <w:pPr>
+              <w:rPr>
+                <w:highlight w:val="green"/>
+              </w:rPr>
+            </w:pPr>
+            <w:r>
+              <w:rPr>
+                <w:highlight w:val="green"/>
               </w:rPr>
               <w:t>Species</w:t>
             </w:r>
             <w:proofErr w:type="gramStart"/>
             <w:r>
               <w:rPr>
-                <w:highlight w:val="yellow"/>
+                <w:highlight w:val="green"/>
               </w:rPr>
               <w:t>:  Pipefish</w:t>
             </w:r>
@@ -3937,12 +4039,12 @@
           <w:p>
             <w:pPr>
               <w:rPr>
-                <w:highlight w:val="yellow"/>
-              </w:rPr>
-            </w:pPr>
-            <w:r>
-              <w:rPr>
-                <w:highlight w:val="yellow"/>
+                <w:highlight w:val="green"/>
+              </w:rPr>
+            </w:pPr>
+            <w:r>
+              <w:rPr>
+                <w:highlight w:val="green"/>
               </w:rPr>
               <w:t>T1: 00:14:44 (F1)</w:t>
             </w:r>
@@ -3950,20 +4052,20 @@
           <w:p>
             <w:pPr>
               <w:rPr>
-                <w:highlight w:val="yellow"/>
+                <w:highlight w:val="green"/>
               </w:rPr>
             </w:pPr>
             <w:proofErr w:type="spellStart"/>
             <w:r>
               <w:rPr>
-                <w:highlight w:val="yellow"/>
+                <w:highlight w:val="green"/>
               </w:rPr>
               <w:t>MaxN</w:t>
             </w:r>
             <w:proofErr w:type="spellEnd"/>
             <w:r>
               <w:rPr>
-                <w:highlight w:val="yellow"/>
+                <w:highlight w:val="green"/>
               </w:rPr>
               <w:t xml:space="preserve">: </w:t>
             </w:r>
@@ -3971,12 +4073,12 @@
           <w:p>
             <w:pPr>
               <w:rPr>
-                <w:highlight w:val="yellow"/>
-              </w:rPr>
-            </w:pPr>
-            <w:r>
-              <w:rPr>
-                <w:highlight w:val="yellow"/>
+                <w:highlight w:val="green"/>
+              </w:rPr>
+            </w:pPr>
+            <w:r>
+              <w:rPr>
+                <w:highlight w:val="green"/>
               </w:rPr>
               <w:t>-1 (00:14:44) (F1)</w:t>
             </w:r>
@@ -3984,12 +4086,12 @@
           <w:p>
             <w:pPr>
               <w:rPr>
-                <w:highlight w:val="yellow"/>
-              </w:rPr>
-            </w:pPr>
-            <w:r>
-              <w:rPr>
-                <w:highlight w:val="yellow"/>
+                <w:highlight w:val="green"/>
+              </w:rPr>
+            </w:pPr>
+            <w:r>
+              <w:rPr>
+                <w:highlight w:val="green"/>
               </w:rPr>
               <w:t>-2 (00:14:47) (F1)</w:t>
             </w:r>
@@ -3997,12 +4099,12 @@
           <w:p>
             <w:pPr>
               <w:rPr>
-                <w:highlight w:val="yellow"/>
-              </w:rPr>
-            </w:pPr>
-            <w:r>
-              <w:rPr>
-                <w:highlight w:val="yellow"/>
+                <w:highlight w:val="green"/>
+              </w:rPr>
+            </w:pPr>
+            <w:r>
+              <w:rPr>
+                <w:highlight w:val="green"/>
               </w:rPr>
               <w:t>-4 (00:06:01) (F2)</w:t>
             </w:r>
@@ -4693,36 +4795,54 @@
           <w:p>
             <w:pPr>
               <w:rPr>
-                <w:highlight w:val="yellow"/>
-              </w:rPr>
-            </w:pPr>
-            <w:r>
-              <w:rPr>
-                <w:highlight w:val="yellow"/>
-              </w:rPr>
-              <w:t>REMOVE FISH F</w:t>
-            </w:r>
-          </w:p>
-          <w:p>
-            <w:r>
-              <w:rPr>
-                <w:highlight w:val="yellow"/>
+                <w:highlight w:val="green"/>
+              </w:rPr>
+            </w:pPr>
+          </w:p>
+          <w:p>
+            <w:pPr>
+              <w:rPr>
+                <w:highlight w:val="green"/>
+              </w:rPr>
+            </w:pPr>
+            <w:r>
+              <w:rPr>
+                <w:highlight w:val="green"/>
               </w:rPr>
               <w:t>Species: Fish K</w:t>
             </w:r>
           </w:p>
           <w:p>
-            <w:r>
+            <w:pPr>
+              <w:rPr>
+                <w:highlight w:val="green"/>
+              </w:rPr>
+            </w:pPr>
+            <w:r>
+              <w:rPr>
+                <w:highlight w:val="green"/>
+              </w:rPr>
               <w:t>T1: 00:13:11 (F1)</w:t>
             </w:r>
           </w:p>
           <w:p>
+            <w:pPr>
+              <w:rPr>
+                <w:highlight w:val="green"/>
+              </w:rPr>
+            </w:pPr>
             <w:proofErr w:type="spellStart"/>
             <w:r>
+              <w:rPr>
+                <w:highlight w:val="green"/>
+              </w:rPr>
               <w:t>MaxN</w:t>
             </w:r>
             <w:proofErr w:type="spellEnd"/>
             <w:r>
+              <w:rPr>
+                <w:highlight w:val="green"/>
+              </w:rPr>
               <w:t>: 1 (F1)</w:t>
             </w:r>
           </w:p>
@@ -5402,12 +5522,12 @@
           <w:p>
             <w:pPr>
               <w:rPr>
-                <w:highlight w:val="yellow"/>
-              </w:rPr>
-            </w:pPr>
-            <w:r>
-              <w:rPr>
-                <w:highlight w:val="yellow"/>
+                <w:highlight w:val="green"/>
+              </w:rPr>
+            </w:pPr>
+            <w:r>
+              <w:rPr>
+                <w:highlight w:val="green"/>
               </w:rPr>
               <w:t>CRAB</w:t>
             </w:r>
@@ -5420,12 +5540,12 @@
                 <w:numId w:val="20"/>
               </w:numPr>
               <w:rPr>
-                <w:highlight w:val="yellow"/>
-              </w:rPr>
-            </w:pPr>
-            <w:r>
-              <w:rPr>
-                <w:highlight w:val="yellow"/>
+                <w:highlight w:val="green"/>
+              </w:rPr>
+            </w:pPr>
+            <w:r>
+              <w:rPr>
+                <w:highlight w:val="green"/>
               </w:rPr>
               <w:t>MUD 22:10</w:t>
             </w:r>
@@ -5959,12 +6079,12 @@
           <w:p>
             <w:pPr>
               <w:rPr>
-                <w:highlight w:val="yellow"/>
-              </w:rPr>
-            </w:pPr>
-            <w:r>
-              <w:rPr>
-                <w:highlight w:val="yellow"/>
+                <w:highlight w:val="green"/>
+              </w:rPr>
+            </w:pPr>
+            <w:r>
+              <w:rPr>
+                <w:highlight w:val="green"/>
               </w:rPr>
               <w:t>CRAB – ALL MUD</w:t>
             </w:r>
@@ -5977,12 +6097,12 @@
                 <w:numId w:val="21"/>
               </w:numPr>
               <w:rPr>
-                <w:highlight w:val="yellow"/>
-              </w:rPr>
-            </w:pPr>
-            <w:r>
-              <w:rPr>
-                <w:highlight w:val="yellow"/>
+                <w:highlight w:val="green"/>
+              </w:rPr>
+            </w:pPr>
+            <w:r>
+              <w:rPr>
+                <w:highlight w:val="green"/>
               </w:rPr>
               <w:t>07:05</w:t>
             </w:r>
@@ -5995,12 +6115,12 @@
                 <w:numId w:val="21"/>
               </w:numPr>
               <w:rPr>
-                <w:highlight w:val="yellow"/>
-              </w:rPr>
-            </w:pPr>
-            <w:r>
-              <w:rPr>
-                <w:highlight w:val="yellow"/>
+                <w:highlight w:val="green"/>
+              </w:rPr>
+            </w:pPr>
+            <w:r>
+              <w:rPr>
+                <w:highlight w:val="green"/>
               </w:rPr>
               <w:t>14:55</w:t>
             </w:r>
@@ -6013,12 +6133,12 @@
                 <w:numId w:val="21"/>
               </w:numPr>
               <w:rPr>
-                <w:highlight w:val="yellow"/>
-              </w:rPr>
-            </w:pPr>
-            <w:r>
-              <w:rPr>
-                <w:highlight w:val="yellow"/>
+                <w:highlight w:val="green"/>
+              </w:rPr>
+            </w:pPr>
+            <w:r>
+              <w:rPr>
+                <w:highlight w:val="green"/>
               </w:rPr>
               <w:t xml:space="preserve">20:21 </w:t>
             </w:r>
@@ -6031,12 +6151,12 @@
                 <w:numId w:val="21"/>
               </w:numPr>
               <w:rPr>
-                <w:highlight w:val="yellow"/>
-              </w:rPr>
-            </w:pPr>
-            <w:r>
-              <w:rPr>
-                <w:highlight w:val="yellow"/>
+                <w:highlight w:val="green"/>
+              </w:rPr>
+            </w:pPr>
+            <w:r>
+              <w:rPr>
+                <w:highlight w:val="green"/>
               </w:rPr>
               <w:t>2 22:35</w:t>
             </w:r>
@@ -6049,12 +6169,12 @@
                 <w:numId w:val="21"/>
               </w:numPr>
               <w:rPr>
-                <w:highlight w:val="yellow"/>
-              </w:rPr>
-            </w:pPr>
-            <w:r>
-              <w:rPr>
-                <w:highlight w:val="yellow"/>
+                <w:highlight w:val="green"/>
+              </w:rPr>
+            </w:pPr>
+            <w:r>
+              <w:rPr>
+                <w:highlight w:val="green"/>
               </w:rPr>
               <w:t>23:43</w:t>
             </w:r>
@@ -6067,12 +6187,12 @@
                 <w:numId w:val="21"/>
               </w:numPr>
               <w:rPr>
-                <w:highlight w:val="yellow"/>
-              </w:rPr>
-            </w:pPr>
-            <w:r>
-              <w:rPr>
-                <w:highlight w:val="yellow"/>
+                <w:highlight w:val="green"/>
+              </w:rPr>
+            </w:pPr>
+            <w:r>
+              <w:rPr>
+                <w:highlight w:val="green"/>
               </w:rPr>
               <w:t>28:12</w:t>
             </w:r>
@@ -6085,12 +6205,12 @@
                 <w:numId w:val="21"/>
               </w:numPr>
               <w:rPr>
-                <w:highlight w:val="yellow"/>
-              </w:rPr>
-            </w:pPr>
-            <w:r>
-              <w:rPr>
-                <w:highlight w:val="yellow"/>
+                <w:highlight w:val="green"/>
+              </w:rPr>
+            </w:pPr>
+            <w:r>
+              <w:rPr>
+                <w:highlight w:val="green"/>
               </w:rPr>
               <w:t>2 02:43 (F2)</w:t>
             </w:r>
@@ -6103,12 +6223,12 @@
                 <w:numId w:val="21"/>
               </w:numPr>
               <w:rPr>
-                <w:highlight w:val="yellow"/>
-              </w:rPr>
-            </w:pPr>
-            <w:r>
-              <w:rPr>
-                <w:highlight w:val="yellow"/>
+                <w:highlight w:val="green"/>
+              </w:rPr>
+            </w:pPr>
+            <w:r>
+              <w:rPr>
+                <w:highlight w:val="green"/>
               </w:rPr>
               <w:t>15:14 (F2)</w:t>
             </w:r>
@@ -6120,12 +6240,15 @@
                 <w:ilvl w:val="0"/>
                 <w:numId w:val="21"/>
               </w:numPr>
-            </w:pPr>
-            <w:r>
-              <w:t>-5 (00:17:31) (F2)</w:t>
-            </w:r>
-            <w:r>
-              <w:t xml:space="preserve"> NEW MAXN</w:t>
+              <w:rPr>
+                <w:highlight w:val="green"/>
+              </w:rPr>
+            </w:pPr>
+            <w:r>
+              <w:rPr>
+                <w:highlight w:val="green"/>
+              </w:rPr>
+              <w:t>-5 (00:17:31) (F2) NEW MAXN</w:t>
             </w:r>
           </w:p>
           <w:p>
@@ -6136,7 +6259,7 @@
                 <w:numId w:val="21"/>
               </w:numPr>
               <w:rPr>
-                <w:highlight w:val="yellow"/>
+                <w:highlight w:val="green"/>
               </w:rPr>
             </w:pPr>
           </w:p>
@@ -6148,12 +6271,12 @@
                 <w:numId w:val="21"/>
               </w:numPr>
               <w:rPr>
-                <w:highlight w:val="yellow"/>
-              </w:rPr>
-            </w:pPr>
-            <w:r>
-              <w:rPr>
-                <w:highlight w:val="yellow"/>
+                <w:highlight w:val="green"/>
+              </w:rPr>
+            </w:pPr>
+            <w:r>
+              <w:rPr>
+                <w:highlight w:val="green"/>
               </w:rPr>
               <w:t>2 20:20 (F2)</w:t>
             </w:r>
@@ -6166,12 +6289,12 @@
                 <w:numId w:val="21"/>
               </w:numPr>
               <w:rPr>
-                <w:highlight w:val="yellow"/>
-              </w:rPr>
-            </w:pPr>
-            <w:r>
-              <w:rPr>
-                <w:highlight w:val="yellow"/>
+                <w:highlight w:val="green"/>
+              </w:rPr>
+            </w:pPr>
+            <w:r>
+              <w:rPr>
+                <w:highlight w:val="green"/>
               </w:rPr>
               <w:t>3 21:34 (F2)</w:t>
             </w:r>
@@ -6184,12 +6307,12 @@
                 <w:numId w:val="21"/>
               </w:numPr>
               <w:rPr>
-                <w:highlight w:val="yellow"/>
-              </w:rPr>
-            </w:pPr>
-            <w:r>
-              <w:rPr>
-                <w:highlight w:val="yellow"/>
+                <w:highlight w:val="green"/>
+              </w:rPr>
+            </w:pPr>
+            <w:r>
+              <w:rPr>
+                <w:highlight w:val="green"/>
               </w:rPr>
               <w:t>3 27:17 (F2)</w:t>
             </w:r>
@@ -6197,10 +6320,21 @@
           <w:p>
             <w:pPr>
               <w:pStyle w:val="ListParagraph"/>
-            </w:pPr>
-          </w:p>
-          <w:p>
-            <w:r>
+              <w:rPr>
+                <w:highlight w:val="green"/>
+              </w:rPr>
+            </w:pPr>
+          </w:p>
+          <w:p>
+            <w:pPr>
+              <w:rPr>
+                <w:highlight w:val="green"/>
+              </w:rPr>
+            </w:pPr>
+            <w:r>
+              <w:rPr>
+                <w:highlight w:val="green"/>
+              </w:rPr>
               <w:t>FISHF</w:t>
             </w:r>
           </w:p>
@@ -6211,14 +6345,26 @@
                 <w:ilvl w:val="0"/>
                 <w:numId w:val="22"/>
               </w:numPr>
-            </w:pPr>
-            <w:r>
+              <w:rPr>
+                <w:highlight w:val="green"/>
+              </w:rPr>
+            </w:pPr>
+            <w:r>
+              <w:rPr>
+                <w:highlight w:val="green"/>
+              </w:rPr>
               <w:t>4</w:t>
             </w:r>
             <w:r>
+              <w:rPr>
+                <w:highlight w:val="green"/>
+              </w:rPr>
               <w:t xml:space="preserve"> 05:48</w:t>
             </w:r>
             <w:r>
+              <w:rPr>
+                <w:highlight w:val="green"/>
+              </w:rPr>
               <w:t xml:space="preserve"> NEW MAXN OF 4, NOT 3</w:t>
             </w:r>
           </w:p>
@@ -6256,10 +6402,7 @@
               <w:rPr>
                 <w:highlight w:val="green"/>
               </w:rPr>
-              <w:t xml:space="preserve"> </w:t>
-            </w:r>
-            <w:r>
-              <w:t>NEW T1 05.48</w:t>
+              <w:t xml:space="preserve"> NEW T1 05.48</w:t>
             </w:r>
           </w:p>
           <w:p>
@@ -6294,7 +6437,15 @@
             </w:r>
           </w:p>
           <w:p>
-            <w:r>
+            <w:pPr>
+              <w:rPr>
+                <w:highlight w:val="green"/>
+              </w:rPr>
+            </w:pPr>
+            <w:r>
+              <w:rPr>
+                <w:highlight w:val="green"/>
+              </w:rPr>
               <w:t>DOTDASH</w:t>
             </w:r>
           </w:p>
@@ -6305,11 +6456,20 @@
                 <w:ilvl w:val="0"/>
                 <w:numId w:val="22"/>
               </w:numPr>
-            </w:pPr>
-            <w:r>
+              <w:rPr>
+                <w:highlight w:val="green"/>
+              </w:rPr>
+            </w:pPr>
+            <w:r>
+              <w:rPr>
+                <w:highlight w:val="green"/>
+              </w:rPr>
               <w:t xml:space="preserve">T1 </w:t>
             </w:r>
             <w:r>
+              <w:rPr>
+                <w:highlight w:val="green"/>
+              </w:rPr>
               <w:t>1 21:53</w:t>
             </w:r>
           </w:p>
@@ -6320,13 +6480,22 @@
                 <w:ilvl w:val="0"/>
                 <w:numId w:val="22"/>
               </w:numPr>
+              <w:rPr>
+                <w:highlight w:val="green"/>
+              </w:rPr>
             </w:pPr>
             <w:proofErr w:type="spellStart"/>
             <w:r>
+              <w:rPr>
+                <w:highlight w:val="green"/>
+              </w:rPr>
               <w:t>MaxN</w:t>
             </w:r>
             <w:proofErr w:type="spellEnd"/>
             <w:r>
+              <w:rPr>
+                <w:highlight w:val="green"/>
+              </w:rPr>
               <w:t xml:space="preserve">: </w:t>
             </w:r>
           </w:p>
@@ -6337,8 +6506,14 @@
                 <w:ilvl w:val="0"/>
                 <w:numId w:val="22"/>
               </w:numPr>
-            </w:pPr>
-            <w:r>
+              <w:rPr>
+                <w:highlight w:val="green"/>
+              </w:rPr>
+            </w:pPr>
+            <w:r>
+              <w:rPr>
+                <w:highlight w:val="green"/>
+              </w:rPr>
               <w:t>-1 (00:01:06) (F2)</w:t>
             </w:r>
           </w:p>
@@ -6349,24 +6524,42 @@
                 <w:ilvl w:val="0"/>
                 <w:numId w:val="22"/>
               </w:numPr>
-            </w:pPr>
-            <w:r>
+              <w:rPr>
+                <w:highlight w:val="green"/>
+              </w:rPr>
+            </w:pPr>
+            <w:r>
+              <w:rPr>
+                <w:highlight w:val="green"/>
+              </w:rPr>
               <w:t xml:space="preserve">-2 (00:16:52) (F2) – hard to </w:t>
             </w:r>
             <w:proofErr w:type="gramStart"/>
             <w:r>
+              <w:rPr>
+                <w:highlight w:val="green"/>
+              </w:rPr>
               <w:t>see, but</w:t>
             </w:r>
             <w:proofErr w:type="gramEnd"/>
             <w:r>
+              <w:rPr>
+                <w:highlight w:val="green"/>
+              </w:rPr>
               <w:t xml:space="preserve"> are </w:t>
             </w:r>
             <w:proofErr w:type="gramStart"/>
             <w:r>
+              <w:rPr>
+                <w:highlight w:val="green"/>
+              </w:rPr>
               <w:t>definitely there</w:t>
             </w:r>
             <w:proofErr w:type="gramEnd"/>
             <w:r>
+              <w:rPr>
+                <w:highlight w:val="green"/>
+              </w:rPr>
               <w:t>! Look to the left of the visibility stick, between the gaps of the vegetation</w:t>
             </w:r>
           </w:p>
@@ -6377,16 +6570,28 @@
                 <w:ilvl w:val="0"/>
                 <w:numId w:val="22"/>
               </w:numPr>
-            </w:pPr>
-            <w:r>
+              <w:rPr>
+                <w:highlight w:val="green"/>
+              </w:rPr>
+            </w:pPr>
+            <w:r>
+              <w:rPr>
+                <w:highlight w:val="green"/>
+              </w:rPr>
               <w:t xml:space="preserve">-4 (00:21:05) (F2) – same deal as above </w:t>
             </w:r>
             <w:proofErr w:type="spellStart"/>
             <w:r>
+              <w:rPr>
+                <w:highlight w:val="green"/>
+              </w:rPr>
               <w:t>MaxN</w:t>
             </w:r>
             <w:proofErr w:type="spellEnd"/>
             <w:r>
+              <w:rPr>
+                <w:highlight w:val="green"/>
+              </w:rPr>
               <w:t xml:space="preserve"> notation</w:t>
             </w:r>
           </w:p>
@@ -6397,8 +6602,14 @@
                 <w:ilvl w:val="0"/>
                 <w:numId w:val="22"/>
               </w:numPr>
-            </w:pPr>
-            <w:r>
+              <w:rPr>
+                <w:highlight w:val="green"/>
+              </w:rPr>
+            </w:pPr>
+            <w:r>
+              <w:rPr>
+                <w:highlight w:val="green"/>
+              </w:rPr>
               <w:t>-5 (00:27:41) (F2) – ^</w:t>
             </w:r>
           </w:p>
@@ -6409,35 +6620,78 @@
                 <w:ilvl w:val="0"/>
                 <w:numId w:val="22"/>
               </w:numPr>
-            </w:pPr>
-          </w:p>
-          <w:p/>
-          <w:p/>
-          <w:p>
-            <w:r>
+              <w:rPr>
+                <w:highlight w:val="green"/>
+              </w:rPr>
+            </w:pPr>
+          </w:p>
+          <w:p>
+            <w:pPr>
+              <w:rPr>
+                <w:highlight w:val="green"/>
+              </w:rPr>
+            </w:pPr>
+          </w:p>
+          <w:p>
+            <w:pPr>
+              <w:rPr>
+                <w:highlight w:val="green"/>
+              </w:rPr>
+            </w:pPr>
+          </w:p>
+          <w:p>
+            <w:pPr>
+              <w:rPr>
+                <w:highlight w:val="green"/>
+              </w:rPr>
+            </w:pPr>
+            <w:r>
+              <w:rPr>
+                <w:highlight w:val="green"/>
+              </w:rPr>
               <w:t xml:space="preserve">Species: Baby shrimp? (I have yet to ID one, so I am unsure if this is a shrimp. Check visibility </w:t>
             </w:r>
             <w:proofErr w:type="gramStart"/>
             <w:r>
+              <w:rPr>
+                <w:highlight w:val="green"/>
+              </w:rPr>
               <w:t>stick</w:t>
             </w:r>
             <w:proofErr w:type="gramEnd"/>
             <w:r>
+              <w:rPr>
+                <w:highlight w:val="green"/>
+              </w:rPr>
               <w:t xml:space="preserve"> at time listed.</w:t>
             </w:r>
           </w:p>
           <w:p>
-            <w:r>
+            <w:pPr>
+              <w:rPr>
+                <w:highlight w:val="green"/>
+              </w:rPr>
+            </w:pPr>
+            <w:r>
+              <w:rPr>
+                <w:highlight w:val="green"/>
+              </w:rPr>
               <w:t>T1: 00:17:48 (F2)</w:t>
             </w:r>
           </w:p>
           <w:p>
             <w:proofErr w:type="spellStart"/>
             <w:r>
+              <w:rPr>
+                <w:highlight w:val="green"/>
+              </w:rPr>
               <w:t>MaxN</w:t>
             </w:r>
             <w:proofErr w:type="spellEnd"/>
             <w:r>
+              <w:rPr>
+                <w:highlight w:val="green"/>
+              </w:rPr>
               <w:t>: 1 (F2)</w:t>
             </w:r>
           </w:p>
@@ -8171,18 +8425,24 @@
               <w:rPr>
                 <w:highlight w:val="green"/>
               </w:rPr>
-              <w:t>2 16:43 (F2)</w:t>
-            </w:r>
-          </w:p>
-          <w:p>
-            <w:pPr>
-              <w:rPr>
-                <w:highlight w:val="yellow"/>
-              </w:rPr>
-            </w:pPr>
-            <w:r>
-              <w:rPr>
-                <w:highlight w:val="yellow"/>
+              <w:t>2 16:</w:t>
+            </w:r>
+            <w:r>
+              <w:rPr>
+                <w:highlight w:val="green"/>
+              </w:rPr>
+              <w:t>43 (F2)</w:t>
+            </w:r>
+          </w:p>
+          <w:p>
+            <w:pPr>
+              <w:rPr>
+                <w:highlight w:val="green"/>
+              </w:rPr>
+            </w:pPr>
+            <w:r>
+              <w:rPr>
+                <w:highlight w:val="green"/>
               </w:rPr>
               <w:t>CRAB</w:t>
             </w:r>
@@ -8195,12 +8455,12 @@
                 <w:numId w:val="27"/>
               </w:numPr>
               <w:rPr>
-                <w:highlight w:val="yellow"/>
-              </w:rPr>
-            </w:pPr>
-            <w:r>
-              <w:rPr>
-                <w:highlight w:val="yellow"/>
+                <w:highlight w:val="green"/>
+              </w:rPr>
+            </w:pPr>
+            <w:r>
+              <w:rPr>
+                <w:highlight w:val="green"/>
               </w:rPr>
               <w:t>13:27 (F2) MUD</w:t>
             </w:r>
@@ -8213,12 +8473,12 @@
                 <w:numId w:val="27"/>
               </w:numPr>
               <w:rPr>
-                <w:highlight w:val="yellow"/>
-              </w:rPr>
-            </w:pPr>
-            <w:r>
-              <w:rPr>
-                <w:highlight w:val="yellow"/>
+                <w:highlight w:val="green"/>
+              </w:rPr>
+            </w:pPr>
+            <w:r>
+              <w:rPr>
+                <w:highlight w:val="green"/>
               </w:rPr>
               <w:t>27:08 (F2) SWIMMER</w:t>
             </w:r>
@@ -8647,12 +8907,12 @@
           <w:p>
             <w:pPr>
               <w:rPr>
-                <w:highlight w:val="yellow"/>
-              </w:rPr>
-            </w:pPr>
-            <w:r>
-              <w:rPr>
-                <w:highlight w:val="yellow"/>
+                <w:highlight w:val="green"/>
+              </w:rPr>
+            </w:pPr>
+            <w:r>
+              <w:rPr>
+                <w:highlight w:val="green"/>
               </w:rPr>
               <w:t>CRAB ALL MUD</w:t>
             </w:r>
@@ -8665,12 +8925,12 @@
                 <w:numId w:val="28"/>
               </w:numPr>
               <w:rPr>
-                <w:highlight w:val="yellow"/>
-              </w:rPr>
-            </w:pPr>
-            <w:r>
-              <w:rPr>
-                <w:highlight w:val="yellow"/>
+                <w:highlight w:val="green"/>
+              </w:rPr>
+            </w:pPr>
+            <w:r>
+              <w:rPr>
+                <w:highlight w:val="green"/>
               </w:rPr>
               <w:t>15:21 (F2)</w:t>
             </w:r>
@@ -8683,12 +8943,12 @@
                 <w:numId w:val="28"/>
               </w:numPr>
               <w:rPr>
-                <w:highlight w:val="yellow"/>
-              </w:rPr>
-            </w:pPr>
-            <w:r>
-              <w:rPr>
-                <w:highlight w:val="yellow"/>
+                <w:highlight w:val="green"/>
+              </w:rPr>
+            </w:pPr>
+            <w:r>
+              <w:rPr>
+                <w:highlight w:val="green"/>
               </w:rPr>
               <w:t>23:21 (F2)</w:t>
             </w:r>
@@ -8701,12 +8961,12 @@
                 <w:numId w:val="28"/>
               </w:numPr>
               <w:rPr>
-                <w:highlight w:val="yellow"/>
-              </w:rPr>
-            </w:pPr>
-            <w:r>
-              <w:rPr>
-                <w:highlight w:val="yellow"/>
+                <w:highlight w:val="green"/>
+              </w:rPr>
+            </w:pPr>
+            <w:r>
+              <w:rPr>
+                <w:highlight w:val="green"/>
               </w:rPr>
               <w:t>02:44 (F3)</w:t>
             </w:r>
@@ -8719,12 +8979,12 @@
                 <w:numId w:val="28"/>
               </w:numPr>
               <w:rPr>
-                <w:highlight w:val="yellow"/>
-              </w:rPr>
-            </w:pPr>
-            <w:r>
-              <w:rPr>
-                <w:highlight w:val="yellow"/>
+                <w:highlight w:val="green"/>
+              </w:rPr>
+            </w:pPr>
+            <w:r>
+              <w:rPr>
+                <w:highlight w:val="green"/>
               </w:rPr>
               <w:t>06:08 (F3)</w:t>
             </w:r>
@@ -9227,12 +9487,12 @@
           <w:p>
             <w:pPr>
               <w:rPr>
-                <w:highlight w:val="yellow"/>
-              </w:rPr>
-            </w:pPr>
-            <w:r>
-              <w:rPr>
-                <w:highlight w:val="yellow"/>
+                <w:highlight w:val="green"/>
+              </w:rPr>
+            </w:pPr>
+            <w:r>
+              <w:rPr>
+                <w:highlight w:val="green"/>
               </w:rPr>
               <w:t>CRAB</w:t>
             </w:r>
@@ -9245,12 +9505,12 @@
                 <w:numId w:val="30"/>
               </w:numPr>
               <w:rPr>
-                <w:highlight w:val="yellow"/>
-              </w:rPr>
-            </w:pPr>
-            <w:r>
-              <w:rPr>
-                <w:highlight w:val="yellow"/>
+                <w:highlight w:val="green"/>
+              </w:rPr>
+            </w:pPr>
+            <w:r>
+              <w:rPr>
+                <w:highlight w:val="green"/>
               </w:rPr>
               <w:t>14:09 MUD</w:t>
             </w:r>
@@ -9263,12 +9523,12 @@
                 <w:numId w:val="30"/>
               </w:numPr>
               <w:rPr>
-                <w:highlight w:val="yellow"/>
-              </w:rPr>
-            </w:pPr>
-            <w:r>
-              <w:rPr>
-                <w:highlight w:val="yellow"/>
+                <w:highlight w:val="green"/>
+              </w:rPr>
+            </w:pPr>
+            <w:r>
+              <w:rPr>
+                <w:highlight w:val="green"/>
               </w:rPr>
               <w:t>37:57 SWIM</w:t>
             </w:r>
@@ -9845,12 +10105,12 @@
           <w:p>
             <w:pPr>
               <w:rPr>
-                <w:highlight w:val="yellow"/>
-              </w:rPr>
-            </w:pPr>
-            <w:r>
-              <w:rPr>
-                <w:highlight w:val="yellow"/>
+                <w:highlight w:val="green"/>
+              </w:rPr>
+            </w:pPr>
+            <w:r>
+              <w:rPr>
+                <w:highlight w:val="green"/>
               </w:rPr>
               <w:t>CRAB-ALL MUD</w:t>
             </w:r>
@@ -9863,12 +10123,12 @@
                 <w:numId w:val="32"/>
               </w:numPr>
               <w:rPr>
-                <w:highlight w:val="yellow"/>
-              </w:rPr>
-            </w:pPr>
-            <w:r>
-              <w:rPr>
-                <w:highlight w:val="yellow"/>
+                <w:highlight w:val="green"/>
+              </w:rPr>
+            </w:pPr>
+            <w:r>
+              <w:rPr>
+                <w:highlight w:val="green"/>
               </w:rPr>
               <w:t>16:20</w:t>
             </w:r>
@@ -9881,12 +10141,12 @@
                 <w:numId w:val="32"/>
               </w:numPr>
               <w:rPr>
-                <w:highlight w:val="yellow"/>
-              </w:rPr>
-            </w:pPr>
-            <w:r>
-              <w:rPr>
-                <w:highlight w:val="yellow"/>
+                <w:highlight w:val="green"/>
+              </w:rPr>
+            </w:pPr>
+            <w:r>
+              <w:rPr>
+                <w:highlight w:val="green"/>
               </w:rPr>
               <w:t>34:34</w:t>
             </w:r>
@@ -10353,12 +10613,12 @@
           <w:p>
             <w:pPr>
               <w:rPr>
-                <w:highlight w:val="yellow"/>
-              </w:rPr>
-            </w:pPr>
-            <w:r>
-              <w:rPr>
-                <w:highlight w:val="yellow"/>
+                <w:highlight w:val="green"/>
+              </w:rPr>
+            </w:pPr>
+            <w:r>
+              <w:rPr>
+                <w:highlight w:val="green"/>
               </w:rPr>
               <w:t>CRAB</w:t>
             </w:r>
@@ -10371,12 +10631,12 @@
                 <w:numId w:val="33"/>
               </w:numPr>
               <w:rPr>
-                <w:highlight w:val="yellow"/>
-              </w:rPr>
-            </w:pPr>
-            <w:r>
-              <w:rPr>
-                <w:highlight w:val="yellow"/>
+                <w:highlight w:val="green"/>
+              </w:rPr>
+            </w:pPr>
+            <w:r>
+              <w:rPr>
+                <w:highlight w:val="green"/>
               </w:rPr>
               <w:t>10:26 SWIMMER</w:t>
             </w:r>
@@ -10389,12 +10649,12 @@
                 <w:numId w:val="33"/>
               </w:numPr>
               <w:rPr>
-                <w:highlight w:val="yellow"/>
-              </w:rPr>
-            </w:pPr>
-            <w:r>
-              <w:rPr>
-                <w:highlight w:val="yellow"/>
+                <w:highlight w:val="green"/>
+              </w:rPr>
+            </w:pPr>
+            <w:r>
+              <w:rPr>
+                <w:highlight w:val="green"/>
               </w:rPr>
               <w:t>04:18 (F2) SWIMMER</w:t>
             </w:r>
@@ -10407,12 +10667,12 @@
                 <w:numId w:val="33"/>
               </w:numPr>
               <w:rPr>
-                <w:highlight w:val="yellow"/>
-              </w:rPr>
-            </w:pPr>
-            <w:r>
-              <w:rPr>
-                <w:highlight w:val="yellow"/>
+                <w:highlight w:val="green"/>
+              </w:rPr>
+            </w:pPr>
+            <w:r>
+              <w:rPr>
+                <w:highlight w:val="green"/>
               </w:rPr>
               <w:t>07:30 (F2) SWIMMER</w:t>
             </w:r>
@@ -10425,12 +10685,12 @@
                 <w:numId w:val="33"/>
               </w:numPr>
               <w:rPr>
-                <w:highlight w:val="yellow"/>
-              </w:rPr>
-            </w:pPr>
-            <w:r>
-              <w:rPr>
-                <w:highlight w:val="yellow"/>
+                <w:highlight w:val="green"/>
+              </w:rPr>
+            </w:pPr>
+            <w:r>
+              <w:rPr>
+                <w:highlight w:val="green"/>
               </w:rPr>
               <w:t>14:05 (F3) MUD</w:t>
             </w:r>
@@ -10993,12 +11253,12 @@
           <w:p>
             <w:pPr>
               <w:rPr>
-                <w:highlight w:val="yellow"/>
-              </w:rPr>
-            </w:pPr>
-            <w:r>
-              <w:rPr>
-                <w:highlight w:val="yellow"/>
+                <w:highlight w:val="green"/>
+              </w:rPr>
+            </w:pPr>
+            <w:r>
+              <w:rPr>
+                <w:highlight w:val="green"/>
               </w:rPr>
               <w:t>CRAB</w:t>
             </w:r>
@@ -11011,12 +11271,12 @@
                 <w:numId w:val="36"/>
               </w:numPr>
               <w:rPr>
-                <w:highlight w:val="yellow"/>
-              </w:rPr>
-            </w:pPr>
-            <w:r>
-              <w:rPr>
-                <w:highlight w:val="yellow"/>
+                <w:highlight w:val="green"/>
+              </w:rPr>
+            </w:pPr>
+            <w:r>
+              <w:rPr>
+                <w:highlight w:val="green"/>
               </w:rPr>
               <w:t>1 16:20 SWIM</w:t>
             </w:r>
@@ -11029,12 +11289,12 @@
                 <w:numId w:val="36"/>
               </w:numPr>
               <w:rPr>
-                <w:highlight w:val="yellow"/>
-              </w:rPr>
-            </w:pPr>
-            <w:r>
-              <w:rPr>
-                <w:highlight w:val="yellow"/>
+                <w:highlight w:val="green"/>
+              </w:rPr>
+            </w:pPr>
+            <w:r>
+              <w:rPr>
+                <w:highlight w:val="green"/>
               </w:rPr>
               <w:t>1 03:43 (F3) SWIM – AGAIN 06:26 (F3) AND 09:37 (F3)</w:t>
             </w:r>
@@ -11580,12 +11840,12 @@
           <w:p>
             <w:pPr>
               <w:rPr>
-                <w:highlight w:val="yellow"/>
-              </w:rPr>
-            </w:pPr>
-            <w:r>
-              <w:rPr>
-                <w:highlight w:val="yellow"/>
+                <w:highlight w:val="green"/>
+              </w:rPr>
+            </w:pPr>
+            <w:r>
+              <w:rPr>
+                <w:highlight w:val="green"/>
               </w:rPr>
               <w:t>CRAB</w:t>
             </w:r>
@@ -11598,12 +11858,12 @@
                 <w:numId w:val="39"/>
               </w:numPr>
               <w:rPr>
-                <w:highlight w:val="yellow"/>
-              </w:rPr>
-            </w:pPr>
-            <w:r>
-              <w:rPr>
-                <w:highlight w:val="yellow"/>
+                <w:highlight w:val="green"/>
+              </w:rPr>
+            </w:pPr>
+            <w:r>
+              <w:rPr>
+                <w:highlight w:val="green"/>
               </w:rPr>
               <w:t>1 22:39 SWIMMER</w:t>
             </w:r>
@@ -11616,12 +11876,12 @@
                 <w:numId w:val="39"/>
               </w:numPr>
               <w:rPr>
-                <w:highlight w:val="yellow"/>
-              </w:rPr>
-            </w:pPr>
-            <w:r>
-              <w:rPr>
-                <w:highlight w:val="yellow"/>
+                <w:highlight w:val="green"/>
+              </w:rPr>
+            </w:pPr>
+            <w:r>
+              <w:rPr>
+                <w:highlight w:val="green"/>
               </w:rPr>
               <w:t>1 13:24 (F3) SWIMMER</w:t>
             </w:r>
@@ -12322,18 +12582,18 @@
           <w:p>
             <w:pPr>
               <w:rPr>
-                <w:highlight w:val="yellow"/>
-              </w:rPr>
-            </w:pPr>
-            <w:r>
-              <w:rPr>
-                <w:highlight w:val="yellow"/>
+                <w:highlight w:val="green"/>
+              </w:rPr>
+            </w:pPr>
+            <w:r>
+              <w:rPr>
+                <w:highlight w:val="green"/>
               </w:rPr>
               <w:t>CRAB ALL SWIMMER</w:t>
             </w:r>
             <w:r>
               <w:rPr>
-                <w:highlight w:val="yellow"/>
+                <w:highlight w:val="green"/>
               </w:rPr>
               <w:t xml:space="preserve"> max n 1</w:t>
             </w:r>
@@ -12346,12 +12606,12 @@
                 <w:numId w:val="42"/>
               </w:numPr>
               <w:rPr>
-                <w:highlight w:val="yellow"/>
-              </w:rPr>
-            </w:pPr>
-            <w:r>
-              <w:rPr>
-                <w:highlight w:val="yellow"/>
+                <w:highlight w:val="green"/>
+              </w:rPr>
+            </w:pPr>
+            <w:r>
+              <w:rPr>
+                <w:highlight w:val="green"/>
               </w:rPr>
               <w:t>08:51</w:t>
             </w:r>
@@ -12364,12 +12624,12 @@
                 <w:numId w:val="42"/>
               </w:numPr>
               <w:rPr>
-                <w:highlight w:val="yellow"/>
-              </w:rPr>
-            </w:pPr>
-            <w:r>
-              <w:rPr>
-                <w:highlight w:val="yellow"/>
+                <w:highlight w:val="green"/>
+              </w:rPr>
+            </w:pPr>
+            <w:r>
+              <w:rPr>
+                <w:highlight w:val="green"/>
               </w:rPr>
               <w:t>12:21</w:t>
             </w:r>
@@ -12382,12 +12642,12 @@
                 <w:numId w:val="42"/>
               </w:numPr>
               <w:rPr>
-                <w:highlight w:val="yellow"/>
-              </w:rPr>
-            </w:pPr>
-            <w:r>
-              <w:rPr>
-                <w:highlight w:val="yellow"/>
+                <w:highlight w:val="green"/>
+              </w:rPr>
+            </w:pPr>
+            <w:r>
+              <w:rPr>
+                <w:highlight w:val="green"/>
               </w:rPr>
               <w:t>15:53</w:t>
             </w:r>
@@ -12400,12 +12660,12 @@
                 <w:numId w:val="42"/>
               </w:numPr>
               <w:rPr>
-                <w:highlight w:val="yellow"/>
-              </w:rPr>
-            </w:pPr>
-            <w:r>
-              <w:rPr>
-                <w:highlight w:val="yellow"/>
+                <w:highlight w:val="green"/>
+              </w:rPr>
+            </w:pPr>
+            <w:r>
+              <w:rPr>
+                <w:highlight w:val="green"/>
               </w:rPr>
               <w:t>05:53 (F2)</w:t>
             </w:r>
@@ -12418,12 +12678,12 @@
                 <w:numId w:val="42"/>
               </w:numPr>
               <w:rPr>
-                <w:highlight w:val="yellow"/>
-              </w:rPr>
-            </w:pPr>
-            <w:r>
-              <w:rPr>
-                <w:highlight w:val="yellow"/>
+                <w:highlight w:val="green"/>
+              </w:rPr>
+            </w:pPr>
+            <w:r>
+              <w:rPr>
+                <w:highlight w:val="green"/>
               </w:rPr>
               <w:t>19:50 (F3)</w:t>
             </w:r>
@@ -12431,18 +12691,18 @@
           <w:p>
             <w:pPr>
               <w:rPr>
-                <w:highlight w:val="yellow"/>
-              </w:rPr>
-            </w:pPr>
-            <w:r>
-              <w:rPr>
-                <w:highlight w:val="yellow"/>
+                <w:highlight w:val="green"/>
+              </w:rPr>
+            </w:pPr>
+            <w:r>
+              <w:rPr>
+                <w:highlight w:val="green"/>
               </w:rPr>
               <w:t>SHRIMP</w:t>
             </w:r>
             <w:r>
               <w:rPr>
-                <w:highlight w:val="yellow"/>
+                <w:highlight w:val="green"/>
               </w:rPr>
               <w:t xml:space="preserve"> MAXN 1</w:t>
             </w:r>
@@ -12455,12 +12715,12 @@
                 <w:numId w:val="43"/>
               </w:numPr>
               <w:rPr>
-                <w:highlight w:val="yellow"/>
-              </w:rPr>
-            </w:pPr>
-            <w:r>
-              <w:rPr>
-                <w:highlight w:val="yellow"/>
+                <w:highlight w:val="green"/>
+              </w:rPr>
+            </w:pPr>
+            <w:r>
+              <w:rPr>
+                <w:highlight w:val="green"/>
               </w:rPr>
               <w:t>17:27</w:t>
             </w:r>
@@ -12473,12 +12733,12 @@
                 <w:numId w:val="43"/>
               </w:numPr>
               <w:rPr>
-                <w:highlight w:val="yellow"/>
-              </w:rPr>
-            </w:pPr>
-            <w:r>
-              <w:rPr>
-                <w:highlight w:val="yellow"/>
+                <w:highlight w:val="green"/>
+              </w:rPr>
+            </w:pPr>
+            <w:r>
+              <w:rPr>
+                <w:highlight w:val="green"/>
               </w:rPr>
               <w:t>20:35 (F2)</w:t>
             </w:r>
@@ -12491,12 +12751,12 @@
                 <w:numId w:val="43"/>
               </w:numPr>
               <w:rPr>
-                <w:highlight w:val="yellow"/>
-              </w:rPr>
-            </w:pPr>
-            <w:r>
-              <w:rPr>
-                <w:highlight w:val="yellow"/>
+                <w:highlight w:val="green"/>
+              </w:rPr>
+            </w:pPr>
+            <w:r>
+              <w:rPr>
+                <w:highlight w:val="green"/>
               </w:rPr>
               <w:t>13:43 (F3)</w:t>
             </w:r>

--- a/URUVS/Datasheets/URUV/05.2024/May_VideoAnalysis_OliviaQAQC.docx
+++ b/URUVS/Datasheets/URUV/05.2024/May_VideoAnalysis_OliviaQAQC.docx
@@ -750,89 +750,26 @@
             <w:pPr>
               <w:rPr>
                 <w:highlight w:val="green"/>
-                <w:lang w:val="fr-FR"/>
-              </w:rPr>
-            </w:pPr>
-            <w:proofErr w:type="spellStart"/>
-            <w:proofErr w:type="gramStart"/>
-            <w:r>
-              <w:rPr>
-                <w:highlight w:val="green"/>
-                <w:lang w:val="fr-FR"/>
-              </w:rPr>
-              <w:t>Species</w:t>
-            </w:r>
-            <w:proofErr w:type="spellEnd"/>
-            <w:r>
-              <w:rPr>
-                <w:highlight w:val="green"/>
-                <w:lang w:val="fr-FR"/>
-              </w:rPr>
-              <w:t>:</w:t>
-            </w:r>
-            <w:proofErr w:type="gramEnd"/>
-            <w:r>
-              <w:rPr>
-                <w:highlight w:val="green"/>
-                <w:lang w:val="fr-FR"/>
-              </w:rPr>
-              <w:t xml:space="preserve"> Mud </w:t>
-            </w:r>
-            <w:proofErr w:type="spellStart"/>
-            <w:r>
-              <w:rPr>
-                <w:highlight w:val="green"/>
-                <w:lang w:val="fr-FR"/>
-              </w:rPr>
-              <w:t>crab</w:t>
-            </w:r>
-            <w:proofErr w:type="spellEnd"/>
-          </w:p>
-          <w:p>
-            <w:pPr>
-              <w:rPr>
-                <w:highlight w:val="green"/>
-                <w:lang w:val="fr-FR"/>
-              </w:rPr>
-            </w:pPr>
-            <w:r>
-              <w:rPr>
-                <w:highlight w:val="green"/>
-                <w:lang w:val="fr-FR"/>
-              </w:rPr>
-              <w:t>T</w:t>
-            </w:r>
-            <w:proofErr w:type="gramStart"/>
-            <w:r>
-              <w:rPr>
-                <w:highlight w:val="green"/>
-                <w:lang w:val="fr-FR"/>
-              </w:rPr>
-              <w:t>1:</w:t>
-            </w:r>
-            <w:proofErr w:type="gramEnd"/>
-            <w:r>
-              <w:rPr>
-                <w:highlight w:val="green"/>
-                <w:lang w:val="fr-FR"/>
-              </w:rPr>
-              <w:t xml:space="preserve"> </w:t>
-            </w:r>
-            <w:proofErr w:type="gramStart"/>
-            <w:r>
-              <w:rPr>
-                <w:highlight w:val="green"/>
-                <w:lang w:val="fr-FR"/>
-              </w:rPr>
-              <w:t>00:06:</w:t>
-            </w:r>
-            <w:proofErr w:type="gramEnd"/>
-            <w:r>
-              <w:rPr>
-                <w:highlight w:val="green"/>
-                <w:lang w:val="fr-FR"/>
-              </w:rPr>
-              <w:t>56 (F1)</w:t>
+              </w:rPr>
+            </w:pPr>
+            <w:r>
+              <w:rPr>
+                <w:highlight w:val="green"/>
+              </w:rPr>
+              <w:t>Species: Mud crab</w:t>
+            </w:r>
+          </w:p>
+          <w:p>
+            <w:pPr>
+              <w:rPr>
+                <w:highlight w:val="green"/>
+              </w:rPr>
+            </w:pPr>
+            <w:r>
+              <w:rPr>
+                <w:highlight w:val="green"/>
+              </w:rPr>
+              <w:t>T1: 00:06:56 (F1)</w:t>
             </w:r>
           </w:p>
           <w:p>

--- a/URUVS/Datasheets/URUV/05.2024/May_VideoAnalysis_OliviaQAQC.docx
+++ b/URUVS/Datasheets/URUV/05.2024/May_VideoAnalysis_OliviaQAQC.docx
@@ -629,28 +629,12 @@
                 <w:highlight w:val="green"/>
               </w:rPr>
             </w:pPr>
-            <w:proofErr w:type="spellStart"/>
-            <w:r>
-              <w:rPr>
-                <w:highlight w:val="green"/>
-              </w:rPr>
-              <w:t>Kerong</w:t>
-            </w:r>
-            <w:proofErr w:type="spellEnd"/>
-            <w:r>
-              <w:rPr>
-                <w:highlight w:val="green"/>
-              </w:rPr>
-              <w:t xml:space="preserve"> </w:t>
-            </w:r>
-            <w:proofErr w:type="spellStart"/>
-            <w:r>
-              <w:rPr>
-                <w:highlight w:val="green"/>
-              </w:rPr>
-              <w:t>Kerong</w:t>
-            </w:r>
-            <w:proofErr w:type="spellEnd"/>
+            <w:r>
+              <w:rPr>
+                <w:highlight w:val="green"/>
+              </w:rPr>
+              <w:t>Kerong Kerong</w:t>
+            </w:r>
           </w:p>
           <w:p>
             <w:pPr>
@@ -778,19 +762,11 @@
                 <w:highlight w:val="green"/>
               </w:rPr>
             </w:pPr>
-            <w:proofErr w:type="spellStart"/>
-            <w:r>
-              <w:rPr>
-                <w:highlight w:val="green"/>
-              </w:rPr>
-              <w:t>MaxN</w:t>
-            </w:r>
-            <w:proofErr w:type="spellEnd"/>
-            <w:r>
-              <w:rPr>
-                <w:highlight w:val="green"/>
-              </w:rPr>
-              <w:t>: 1 (F1)</w:t>
+            <w:r>
+              <w:rPr>
+                <w:highlight w:val="green"/>
+              </w:rPr>
+              <w:t>MaxN: 1 (F1)</w:t>
             </w:r>
           </w:p>
           <w:p>
@@ -1241,16 +1217,8 @@
               <w:rPr>
                 <w:highlight w:val="yellow"/>
               </w:rPr>
-              <w:t xml:space="preserve">POSSIBLE LOCAL NAME JULUNG </w:t>
-            </w:r>
-            <w:proofErr w:type="spellStart"/>
-            <w:r>
-              <w:rPr>
-                <w:highlight w:val="yellow"/>
-              </w:rPr>
-              <w:t>JULUNG</w:t>
-            </w:r>
-            <w:proofErr w:type="spellEnd"/>
+              <w:t>POSSIBLE LOCAL NAME JULUNG JULUNG</w:t>
+            </w:r>
           </w:p>
           <w:p>
             <w:pPr>
@@ -1397,6 +1365,12 @@
               </w:rPr>
               <w:t>UNID</w:t>
             </w:r>
+            <w:r>
+              <w:rPr>
+                <w:highlight w:val="green"/>
+              </w:rPr>
+              <w:t>&lt;&lt; CHANGE TO FISHF</w:t>
+            </w:r>
           </w:p>
           <w:p>
             <w:pPr>
@@ -1445,14 +1419,12 @@
                 <w:highlight w:val="green"/>
               </w:rPr>
             </w:pPr>
-            <w:proofErr w:type="gramStart"/>
             <w:r>
               <w:rPr>
                 <w:highlight w:val="green"/>
               </w:rPr>
               <w:t>9  09:46</w:t>
             </w:r>
-            <w:proofErr w:type="gramEnd"/>
           </w:p>
           <w:p>
             <w:pPr>
@@ -3023,21 +2995,7 @@
               <w:rPr>
                 <w:highlight w:val="green"/>
               </w:rPr>
-              <w:t xml:space="preserve">NEW T1 </w:t>
-            </w:r>
-            <w:proofErr w:type="spellStart"/>
-            <w:r>
-              <w:rPr>
-                <w:highlight w:val="green"/>
-              </w:rPr>
-              <w:t>T1</w:t>
-            </w:r>
-            <w:proofErr w:type="spellEnd"/>
-            <w:r>
-              <w:rPr>
-                <w:highlight w:val="green"/>
-              </w:rPr>
-              <w:t>: 00:21:33 (F1)</w:t>
+              <w:t>NEW T1 T1: 00:21:33 (F1)</w:t>
             </w:r>
           </w:p>
           <w:p>
@@ -3108,185 +3066,68 @@
                 <w:highlight w:val="green"/>
                 <w:lang w:val="fr-FR"/>
               </w:rPr>
-              <w:t>T</w:t>
-            </w:r>
-            <w:proofErr w:type="gramStart"/>
-            <w:r>
+              <w:t>T1: 00:01:38 (F2)</w:t>
+            </w:r>
+          </w:p>
+          <w:p>
+            <w:pPr>
               <w:rPr>
                 <w:highlight w:val="green"/>
                 <w:lang w:val="fr-FR"/>
               </w:rPr>
-              <w:t>1:</w:t>
-            </w:r>
-            <w:proofErr w:type="gramEnd"/>
+            </w:pPr>
             <w:r>
               <w:rPr>
                 <w:highlight w:val="green"/>
                 <w:lang w:val="fr-FR"/>
               </w:rPr>
-              <w:t xml:space="preserve"> </w:t>
-            </w:r>
-            <w:proofErr w:type="gramStart"/>
-            <w:r>
+              <w:t>MaxN: 1 (F2)</w:t>
+            </w:r>
+          </w:p>
+          <w:p>
+            <w:pPr>
               <w:rPr>
                 <w:highlight w:val="green"/>
                 <w:lang w:val="fr-FR"/>
               </w:rPr>
-              <w:t>00:01:</w:t>
-            </w:r>
-            <w:proofErr w:type="gramEnd"/>
-            <w:r>
+            </w:pPr>
+          </w:p>
+          <w:p>
+            <w:pPr>
               <w:rPr>
                 <w:highlight w:val="green"/>
                 <w:lang w:val="fr-FR"/>
               </w:rPr>
-              <w:t>38 (F2)</w:t>
-            </w:r>
-          </w:p>
-          <w:p>
-            <w:pPr>
+            </w:pPr>
+            <w:r>
               <w:rPr>
                 <w:highlight w:val="green"/>
                 <w:lang w:val="fr-FR"/>
               </w:rPr>
-            </w:pPr>
-            <w:proofErr w:type="spellStart"/>
-            <w:proofErr w:type="gramStart"/>
-            <w:r>
+              <w:t>Species: Dotdash</w:t>
+            </w:r>
+          </w:p>
+          <w:p>
+            <w:pPr>
               <w:rPr>
                 <w:highlight w:val="green"/>
                 <w:lang w:val="fr-FR"/>
               </w:rPr>
-              <w:t>MaxN</w:t>
-            </w:r>
-            <w:proofErr w:type="spellEnd"/>
+            </w:pPr>
             <w:r>
               <w:rPr>
                 <w:highlight w:val="green"/>
                 <w:lang w:val="fr-FR"/>
               </w:rPr>
-              <w:t>:</w:t>
-            </w:r>
-            <w:proofErr w:type="gramEnd"/>
-            <w:r>
-              <w:rPr>
-                <w:highlight w:val="green"/>
-                <w:lang w:val="fr-FR"/>
-              </w:rPr>
-              <w:t xml:space="preserve"> 1 (F2)</w:t>
-            </w:r>
-          </w:p>
-          <w:p>
-            <w:pPr>
-              <w:rPr>
-                <w:highlight w:val="green"/>
-                <w:lang w:val="fr-FR"/>
-              </w:rPr>
-            </w:pPr>
-          </w:p>
-          <w:p>
-            <w:pPr>
-              <w:rPr>
-                <w:highlight w:val="green"/>
-                <w:lang w:val="fr-FR"/>
-              </w:rPr>
-            </w:pPr>
-            <w:proofErr w:type="spellStart"/>
-            <w:proofErr w:type="gramStart"/>
-            <w:r>
-              <w:rPr>
-                <w:highlight w:val="green"/>
-                <w:lang w:val="fr-FR"/>
-              </w:rPr>
-              <w:t>Species</w:t>
-            </w:r>
-            <w:proofErr w:type="spellEnd"/>
-            <w:r>
-              <w:rPr>
-                <w:highlight w:val="green"/>
-                <w:lang w:val="fr-FR"/>
-              </w:rPr>
-              <w:t>:</w:t>
-            </w:r>
-            <w:proofErr w:type="gramEnd"/>
-            <w:r>
-              <w:rPr>
-                <w:highlight w:val="green"/>
-                <w:lang w:val="fr-FR"/>
-              </w:rPr>
-              <w:t xml:space="preserve"> </w:t>
-            </w:r>
-            <w:proofErr w:type="spellStart"/>
-            <w:r>
-              <w:rPr>
-                <w:highlight w:val="green"/>
-                <w:lang w:val="fr-FR"/>
-              </w:rPr>
-              <w:t>Dotdash</w:t>
-            </w:r>
-            <w:proofErr w:type="spellEnd"/>
-          </w:p>
-          <w:p>
-            <w:pPr>
-              <w:rPr>
-                <w:highlight w:val="green"/>
-                <w:lang w:val="fr-FR"/>
-              </w:rPr>
-            </w:pPr>
-            <w:r>
-              <w:rPr>
-                <w:highlight w:val="green"/>
-                <w:lang w:val="fr-FR"/>
-              </w:rPr>
-              <w:t>T</w:t>
-            </w:r>
-            <w:proofErr w:type="gramStart"/>
-            <w:r>
-              <w:rPr>
-                <w:highlight w:val="green"/>
-                <w:lang w:val="fr-FR"/>
-              </w:rPr>
-              <w:t>1:</w:t>
-            </w:r>
-            <w:proofErr w:type="gramEnd"/>
-            <w:r>
-              <w:rPr>
-                <w:highlight w:val="green"/>
-                <w:lang w:val="fr-FR"/>
-              </w:rPr>
-              <w:t xml:space="preserve"> </w:t>
-            </w:r>
-            <w:proofErr w:type="gramStart"/>
-            <w:r>
-              <w:rPr>
-                <w:highlight w:val="green"/>
-                <w:lang w:val="fr-FR"/>
-              </w:rPr>
-              <w:t>00:05:</w:t>
-            </w:r>
-            <w:proofErr w:type="gramEnd"/>
-            <w:r>
-              <w:rPr>
-                <w:highlight w:val="green"/>
-                <w:lang w:val="fr-FR"/>
-              </w:rPr>
-              <w:t>30 (F3)</w:t>
-            </w:r>
-          </w:p>
-          <w:p>
-            <w:proofErr w:type="spellStart"/>
-            <w:r>
-              <w:rPr>
-                <w:highlight w:val="green"/>
-              </w:rPr>
-              <w:t>MaxN</w:t>
-            </w:r>
-            <w:proofErr w:type="spellEnd"/>
-            <w:r>
-              <w:rPr>
-                <w:highlight w:val="green"/>
-              </w:rPr>
-              <w:t>: 2 (F3)</w:t>
+              <w:t>T1: 00:05:30 (F3)</w:t>
+            </w:r>
+          </w:p>
+          <w:p>
+            <w:r>
+              <w:rPr>
+                <w:highlight w:val="green"/>
+              </w:rPr>
+              <w:t>MaxN: 2 (F3)</w:t>
             </w:r>
           </w:p>
           <w:p/>
@@ -3721,15 +3562,7 @@
               </w:numPr>
             </w:pPr>
             <w:r>
-              <w:t xml:space="preserve">NEW T1 </w:t>
-            </w:r>
-            <w:proofErr w:type="spellStart"/>
-            <w:r>
-              <w:t>T1</w:t>
-            </w:r>
-            <w:proofErr w:type="spellEnd"/>
-            <w:r>
-              <w:t>: 00:07:41 (F1)</w:t>
+              <w:t>NEW T1 T1: 00:07:41 (F1)</w:t>
             </w:r>
           </w:p>
           <w:p>
@@ -3962,16 +3795,8 @@
               <w:rPr>
                 <w:highlight w:val="green"/>
               </w:rPr>
-              <w:t>Species</w:t>
-            </w:r>
-            <w:proofErr w:type="gramStart"/>
-            <w:r>
-              <w:rPr>
-                <w:highlight w:val="green"/>
-              </w:rPr>
-              <w:t>:  Pipefish</w:t>
-            </w:r>
-            <w:proofErr w:type="gramEnd"/>
+              <w:t>Species:  Pipefish</w:t>
+            </w:r>
           </w:p>
           <w:p>
             <w:pPr>
@@ -3992,19 +3817,11 @@
                 <w:highlight w:val="green"/>
               </w:rPr>
             </w:pPr>
-            <w:proofErr w:type="spellStart"/>
-            <w:r>
-              <w:rPr>
-                <w:highlight w:val="green"/>
-              </w:rPr>
-              <w:t>MaxN</w:t>
-            </w:r>
-            <w:proofErr w:type="spellEnd"/>
-            <w:r>
-              <w:rPr>
-                <w:highlight w:val="green"/>
-              </w:rPr>
-              <w:t xml:space="preserve">: </w:t>
+            <w:r>
+              <w:rPr>
+                <w:highlight w:val="green"/>
+              </w:rPr>
+              <w:t xml:space="preserve">MaxN: </w:t>
             </w:r>
           </w:p>
           <w:p>
@@ -4768,19 +4585,11 @@
                 <w:highlight w:val="green"/>
               </w:rPr>
             </w:pPr>
-            <w:proofErr w:type="spellStart"/>
-            <w:r>
-              <w:rPr>
-                <w:highlight w:val="green"/>
-              </w:rPr>
-              <w:t>MaxN</w:t>
-            </w:r>
-            <w:proofErr w:type="spellEnd"/>
-            <w:r>
-              <w:rPr>
-                <w:highlight w:val="green"/>
-              </w:rPr>
-              <w:t>: 1 (F1)</w:t>
+            <w:r>
+              <w:rPr>
+                <w:highlight w:val="green"/>
+              </w:rPr>
+              <w:t>MaxN: 1 (F1)</w:t>
             </w:r>
           </w:p>
           <w:p>
@@ -6421,19 +6230,11 @@
                 <w:highlight w:val="green"/>
               </w:rPr>
             </w:pPr>
-            <w:proofErr w:type="spellStart"/>
-            <w:r>
-              <w:rPr>
-                <w:highlight w:val="green"/>
-              </w:rPr>
-              <w:t>MaxN</w:t>
-            </w:r>
-            <w:proofErr w:type="spellEnd"/>
-            <w:r>
-              <w:rPr>
-                <w:highlight w:val="green"/>
-              </w:rPr>
-              <w:t xml:space="preserve">: </w:t>
+            <w:r>
+              <w:rPr>
+                <w:highlight w:val="green"/>
+              </w:rPr>
+              <w:t xml:space="preserve">MaxN: </w:t>
             </w:r>
           </w:p>
           <w:p>
@@ -6469,35 +6270,7 @@
               <w:rPr>
                 <w:highlight w:val="green"/>
               </w:rPr>
-              <w:t xml:space="preserve">-2 (00:16:52) (F2) – hard to </w:t>
-            </w:r>
-            <w:proofErr w:type="gramStart"/>
-            <w:r>
-              <w:rPr>
-                <w:highlight w:val="green"/>
-              </w:rPr>
-              <w:t>see, but</w:t>
-            </w:r>
-            <w:proofErr w:type="gramEnd"/>
-            <w:r>
-              <w:rPr>
-                <w:highlight w:val="green"/>
-              </w:rPr>
-              <w:t xml:space="preserve"> are </w:t>
-            </w:r>
-            <w:proofErr w:type="gramStart"/>
-            <w:r>
-              <w:rPr>
-                <w:highlight w:val="green"/>
-              </w:rPr>
-              <w:t>definitely there</w:t>
-            </w:r>
-            <w:proofErr w:type="gramEnd"/>
-            <w:r>
-              <w:rPr>
-                <w:highlight w:val="green"/>
-              </w:rPr>
-              <w:t>! Look to the left of the visibility stick, between the gaps of the vegetation</w:t>
+              <w:t>-2 (00:16:52) (F2) – hard to see, but are definitely there! Look to the left of the visibility stick, between the gaps of the vegetation</w:t>
             </w:r>
           </w:p>
           <w:p>
@@ -6515,21 +6288,7 @@
               <w:rPr>
                 <w:highlight w:val="green"/>
               </w:rPr>
-              <w:t xml:space="preserve">-4 (00:21:05) (F2) – same deal as above </w:t>
-            </w:r>
-            <w:proofErr w:type="spellStart"/>
-            <w:r>
-              <w:rPr>
-                <w:highlight w:val="green"/>
-              </w:rPr>
-              <w:t>MaxN</w:t>
-            </w:r>
-            <w:proofErr w:type="spellEnd"/>
-            <w:r>
-              <w:rPr>
-                <w:highlight w:val="green"/>
-              </w:rPr>
-              <w:t xml:space="preserve"> notation</w:t>
+              <w:t>-4 (00:21:05) (F2) – same deal as above MaxN notation</w:t>
             </w:r>
           </w:p>
           <w:p>
@@ -6586,21 +6345,7 @@
               <w:rPr>
                 <w:highlight w:val="green"/>
               </w:rPr>
-              <w:t xml:space="preserve">Species: Baby shrimp? (I have yet to ID one, so I am unsure if this is a shrimp. Check visibility </w:t>
-            </w:r>
-            <w:proofErr w:type="gramStart"/>
-            <w:r>
-              <w:rPr>
-                <w:highlight w:val="green"/>
-              </w:rPr>
-              <w:t>stick</w:t>
-            </w:r>
-            <w:proofErr w:type="gramEnd"/>
-            <w:r>
-              <w:rPr>
-                <w:highlight w:val="green"/>
-              </w:rPr>
-              <w:t xml:space="preserve"> at time listed.</w:t>
+              <w:t>Species: Baby shrimp? (I have yet to ID one, so I am unsure if this is a shrimp. Check visibility stick at time listed.</w:t>
             </w:r>
           </w:p>
           <w:p>
@@ -6617,19 +6362,11 @@
             </w:r>
           </w:p>
           <w:p>
-            <w:proofErr w:type="spellStart"/>
-            <w:r>
-              <w:rPr>
-                <w:highlight w:val="green"/>
-              </w:rPr>
-              <w:t>MaxN</w:t>
-            </w:r>
-            <w:proofErr w:type="spellEnd"/>
-            <w:r>
-              <w:rPr>
-                <w:highlight w:val="green"/>
-              </w:rPr>
-              <w:t>: 1 (F2)</w:t>
+            <w:r>
+              <w:rPr>
+                <w:highlight w:val="green"/>
+              </w:rPr>
+              <w:t>MaxN: 1 (F2)</w:t>
             </w:r>
           </w:p>
           <w:p/>
